--- a/procedure-lyreco/MEM-SG-001_Memento.docx
+++ b/procedure-lyreco/MEM-SG-001_Memento.docx
@@ -312,7 +312,7 @@
                 <w:sz w:val="17"/>
                 <w:szCs w:val="17"/>
               </w:rPr>
-              <w:t xml:space="preserve">9h00 – 9h30</w:t>
+              <w:t xml:space="preserve">9h30 et 11h30</w:t>
             </w:r>
           </w:p>
         </w:tc>
@@ -339,63 +339,7 @@
                 <w:sz w:val="17"/>
                 <w:szCs w:val="17"/>
               </w:rPr>
-              <w:t xml:space="preserve">Récupération du courrier à l'accueil principal</w:t>
-            </w:r>
-          </w:p>
-        </w:tc>
-      </w:tr>
-      <w:tr>
-        <w:tc>
-          <w:tcPr>
-            <w:tcW w:type="dxa" w:w="2170"/>
-            <w:tcMar>
-              <w:top w:type="dxa" w:w="60"/>
-              <w:left w:type="dxa" w:w="100"/>
-              <w:bottom w:type="dxa" w:w="60"/>
-              <w:right w:type="dxa" w:w="100"/>
-            </w:tcMar>
-          </w:tcPr>
-          <w:p>
-            <w:pPr>
-              <w:spacing w:after="0" w:line="235"/>
-            </w:pPr>
-            <w:r>
-              <w:rPr>
-                <w:rFonts w:ascii="Cambria" w:cs="Cambria" w:eastAsia="Cambria" w:hAnsi="Cambria"/>
-                <w:b w:val="false"/>
-                <w:bCs w:val="false"/>
-                <w:color w:val="17232A"/>
-                <w:sz w:val="17"/>
-                <w:szCs w:val="17"/>
-              </w:rPr>
-              <w:t xml:space="preserve">9h30 et 11h30</w:t>
-            </w:r>
-          </w:p>
-        </w:tc>
-        <w:tc>
-          <w:tcPr>
-            <w:tcW w:type="dxa" w:w="7694"/>
-            <w:tcMar>
-              <w:top w:type="dxa" w:w="60"/>
-              <w:left w:type="dxa" w:w="100"/>
-              <w:bottom w:type="dxa" w:w="60"/>
-              <w:right w:type="dxa" w:w="100"/>
-            </w:tcMar>
-          </w:tcPr>
-          <w:p>
-            <w:pPr>
-              <w:spacing w:after="0" w:line="235"/>
-            </w:pPr>
-            <w:r>
-              <w:rPr>
-                <w:rFonts w:ascii="Cambria" w:cs="Cambria" w:eastAsia="Cambria" w:hAnsi="Cambria"/>
-                <w:b w:val="false"/>
-                <w:bCs w:val="false"/>
-                <w:color w:val="17232A"/>
-                <w:sz w:val="17"/>
-                <w:szCs w:val="17"/>
-              </w:rPr>
-              <w:t xml:space="preserve">Passages du matin</w:t>
+              <w:t xml:space="preserve">Récupération du courrier à l'accueil principal, deux passages du facteur</w:t>
             </w:r>
           </w:p>
         </w:tc>
@@ -1067,7 +1011,7 @@
                 <w:sz w:val="17"/>
                 <w:szCs w:val="17"/>
               </w:rPr>
-              <w:t xml:space="preserve">Contre code sécurisé et signature, jamais autrement</w:t>
+              <w:t xml:space="preserve">Valider la remise dans Welcome by, sinon la fiche reste ouverte</w:t>
             </w:r>
           </w:p>
         </w:tc>
@@ -2771,7 +2715,7 @@
                 <w:sz w:val="17"/>
                 <w:szCs w:val="17"/>
               </w:rPr>
-              <w:t xml:space="preserve">Welcome by : visiteurs, plis et colis</w:t>
+              <w:t xml:space="preserve">Welcome by : visiteurs et prestataires</w:t>
             </w:r>
           </w:p>
         </w:tc>
